--- a/MOD C/Discursive 12_8 (C)/Discursive 12_8 (C).docx
+++ b/MOD C/Discursive 12_8 (C)/Discursive 12_8 (C).docx
@@ -1,6 +1,6 @@
 
 <file path=word/document.xml><?xml version="1.0" encoding="utf-8"?>
-<w:document xmlns:mc="http://schemas.openxmlformats.org/markup-compatibility/2006" xmlns:o="urn:schemas-microsoft-com:office:office" xmlns:r="http://schemas.openxmlformats.org/officeDocument/2006/relationships" xmlns:m="http://schemas.openxmlformats.org/officeDocument/2006/math" xmlns:v="urn:schemas-microsoft-com:vml" xmlns:wp="http://schemas.openxmlformats.org/drawingml/2006/wordprocessingDrawing" xmlns:w10="urn:schemas-microsoft-com:office:word" xmlns:w="http://schemas.openxmlformats.org/wordprocessingml/2006/main" xmlns:wne="http://schemas.microsoft.com/office/word/2006/wordml" xmlns:sl="http://schemas.openxmlformats.org/schemaLibrary/2006/main" xmlns:a="http://schemas.openxmlformats.org/drawingml/2006/main" xmlns:pic="http://schemas.openxmlformats.org/drawingml/2006/picture" xmlns:c="http://schemas.openxmlformats.org/drawingml/2006/chart" xmlns:lc="http://schemas.openxmlformats.org/drawingml/2006/lockedCanvas" xmlns:dgm="http://schemas.openxmlformats.org/drawingml/2006/diagram" xmlns:wps="http://schemas.microsoft.com/office/word/2010/wordprocessingShape" xmlns:wpg="http://schemas.microsoft.com/office/word/2010/wordprocessingGroup" xmlns:w14="http://schemas.microsoft.com/office/word/2010/wordml" xmlns:w15="http://schemas.microsoft.com/office/word/2012/wordml" xmlns:w16="http://schemas.microsoft.com/office/word/2018/wordml" xmlns:w16cex="http://schemas.microsoft.com/office/word/2018/wordml/cex" xmlns:w16cid="http://schemas.microsoft.com/office/word/2016/wordml/cid" xmlns="http://schemas.microsoft.com/office/tasks/2019/documenttasks" xmlns:cr="http://schemas.microsoft.com/office/comments/2020/reactions">
+<w:document xmlns:wpc="http://schemas.microsoft.com/office/word/2010/wordprocessingCanvas" xmlns:cx="http://schemas.microsoft.com/office/drawing/2014/chartex" xmlns:cx1="http://schemas.microsoft.com/office/drawing/2015/9/8/chartex" xmlns:cx2="http://schemas.microsoft.com/office/drawing/2015/10/21/chartex" xmlns:cx3="http://schemas.microsoft.com/office/drawing/2016/5/9/chartex" xmlns:cx4="http://schemas.microsoft.com/office/drawing/2016/5/10/chartex" xmlns:cx5="http://schemas.microsoft.com/office/drawing/2016/5/11/chartex" xmlns:cx6="http://schemas.microsoft.com/office/drawing/2016/5/12/chartex" xmlns:cx7="http://schemas.microsoft.com/office/drawing/2016/5/13/chartex" xmlns:cx8="http://schemas.microsoft.com/office/drawing/2016/5/14/chartex" xmlns:mc="http://schemas.openxmlformats.org/markup-compatibility/2006" xmlns:aink="http://schemas.microsoft.com/office/drawing/2016/ink" xmlns:am3d="http://schemas.microsoft.com/office/drawing/2017/model3d" xmlns:o="urn:schemas-microsoft-com:office:office" xmlns:oel="http://schemas.microsoft.com/office/2019/extlst" xmlns:r="http://schemas.openxmlformats.org/officeDocument/2006/relationships" xmlns:m="http://schemas.openxmlformats.org/officeDocument/2006/math" xmlns:v="urn:schemas-microsoft-com:vml" xmlns:wp14="http://schemas.microsoft.com/office/word/2010/wordprocessingDrawing" xmlns:wp="http://schemas.openxmlformats.org/drawingml/2006/wordprocessingDrawing" xmlns:w10="urn:schemas-microsoft-com:office:word" xmlns:w="http://schemas.openxmlformats.org/wordprocessingml/2006/main" xmlns:w14="http://schemas.microsoft.com/office/word/2010/wordml" xmlns:w15="http://schemas.microsoft.com/office/word/2012/wordml" xmlns:w16cex="http://schemas.microsoft.com/office/word/2018/wordml/cex" xmlns:w16cid="http://schemas.microsoft.com/office/word/2016/wordml/cid" xmlns:w16="http://schemas.microsoft.com/office/word/2018/wordml" xmlns:w16du="http://schemas.microsoft.com/office/word/2023/wordml/word16du" xmlns:w16sdtdh="http://schemas.microsoft.com/office/word/2020/wordml/sdtdatahash" xmlns:w16sdtfl="http://schemas.microsoft.com/office/word/2024/wordml/sdtformatlock" xmlns:w16se="http://schemas.microsoft.com/office/word/2015/wordml/symex" xmlns:wpg="http://schemas.microsoft.com/office/word/2010/wordprocessingGroup" xmlns:wpi="http://schemas.microsoft.com/office/word/2010/wordprocessingInk" xmlns:wne="http://schemas.microsoft.com/office/word/2006/wordml" xmlns:wps="http://schemas.microsoft.com/office/word/2010/wordprocessingShape" mc:Ignorable="w14 w15 w16se w16cid w16 w16cex w16sdtdh w16sdtfl w16du wp14">
   <w:body>
     <w:p>
       <w:pPr>
@@ -8,9 +8,9 @@
         <w:keepNext w:val="0"/>
         <w:keepLines w:val="0"/>
         <w:pBdr>
-          <w:bottom w:color="eeeeee" w:space="6" w:sz="6" w:val="single"/>
+          <w:bottom w:val="single" w:sz="6" w:space="6" w:color="EEEEEE"/>
         </w:pBdr>
-        <w:spacing w:after="240" w:before="0" w:line="288" w:lineRule="auto"/>
+        <w:spacing w:before="0" w:after="240" w:line="288" w:lineRule="auto"/>
         <w:jc w:val="center"/>
         <w:rPr>
           <w:color w:val="000000"/>
@@ -18,21 +18,15 @@
           <w:szCs w:val="22"/>
         </w:rPr>
       </w:pPr>
-      <w:bookmarkStart w:colFirst="0" w:colLast="0" w:name="_igl8fwtd9z3n" w:id="0"/>
+      <w:bookmarkStart w:id="0" w:name="_igl8fwtd9z3n" w:colFirst="0" w:colLast="0"/>
       <w:bookmarkEnd w:id="0"/>
       <w:r>
         <w:rPr>
-          <w:b w:val="1"/>
+          <w:b/>
           <w:sz w:val="83"/>
           <w:szCs w:val="83"/>
-          <w:rtl w:val="0"/>
         </w:rPr>
-        <w:t xml:space="preserve">Mod C - Discursive</w:t>
-      </w:r>
-      <w:r>
-        <w:rPr>
-          <w:rtl w:val="0"/>
-        </w:rPr>
+        <w:t>Mod C - Discursive</w:t>
       </w:r>
     </w:p>
     <w:p>
@@ -48,261 +42,253 @@
           <w:color w:val="000000"/>
           <w:sz w:val="22"/>
           <w:szCs w:val="22"/>
-          <w:rtl w:val="0"/>
         </w:rPr>
-        <w:t xml:space="preserve">Where does dissonance breathe</w:t>
+        <w:t>Where does dissonance breathe</w:t>
       </w:r>
     </w:p>
     <w:p>
       <w:pPr>
-        <w:spacing w:before="240" w:lineRule="auto"/>
-        <w:rPr/>
+        <w:spacing w:before="240"/>
       </w:pPr>
       <w:r>
-        <w:rPr>
-          <w:rtl w:val="0"/>
-        </w:rPr>
         <w:t xml:space="preserve">We practiced in that garage every week with the band, creating our own songs. My fingers blistered, then callused, from perfecting a single technique on my bass, double thumbing. No gigs booked. No Instagram teaser. Just sharing the joy of creating something new, something we liked. </w:t>
       </w:r>
     </w:p>
     <w:p>
+      <w:r>
+        <w:t>Every musician starts in a garage. But no one tells you how long you might stay there. How the walls start to feel less like a launchpad and more like insulation. You start to wonder; if no one hears the song, did it even happen?</w:t>
+      </w:r>
+    </w:p>
+    <w:p>
+      <w:r>
+        <w:t>Maybe the garage is the point. The dissonance, the asymmetry, the risk, they’re all safe, allowed to exist before they’re polished. Pop music sees the garage as a chrysalis, something to shed on the way to success.</w:t>
+      </w:r>
+      <w:r>
+        <w:br/>
+      </w:r>
+      <w:r>
+        <w:br/>
+        <w:t xml:space="preserve">But we didn’t care. We played the song again, </w:t>
+      </w:r>
+      <w:proofErr w:type="gramStart"/>
+      <w:r>
+        <w:t>We</w:t>
+      </w:r>
+      <w:proofErr w:type="gramEnd"/>
+      <w:r>
+        <w:t xml:space="preserve"> didn’t want to emerge.</w:t>
+      </w:r>
+    </w:p>
+    <w:p>
+      <w:r>
+        <w:t>Music, like food, is meant to satisfy hunger, but whose palate matters? Once, musicians composed for fellow artists, those who appreciated complexity in progression or tonal innovation. Now, with streaming, the audience’s preferences dominate. Not every diner is a chef, and not every listener is a musician.</w:t>
+      </w:r>
+    </w:p>
+    <w:p>
+      <w:r>
+        <w:t xml:space="preserve">As a result, when every artist </w:t>
+      </w:r>
+      <w:proofErr w:type="gramStart"/>
+      <w:r>
+        <w:t>chases</w:t>
+      </w:r>
+      <w:proofErr w:type="gramEnd"/>
+      <w:r>
+        <w:t xml:space="preserve"> pop success, the musical landscape flattens. Hooks become formulaic, chord progressions repeat, and production choices blur into sameness. Pop becomes like fast food: satisfying, predictable, and broad. While this isn’t inherently bad, it sidelines voices that challenge or discomfort. Dissonance gets left in the garage.</w:t>
+      </w:r>
+    </w:p>
+    <w:p>
+      <w:r>
+        <w:t xml:space="preserve">Still, taste is personal. Artists like Captain Beefheart, who leaned into dissonance, or Joe Dart of </w:t>
+      </w:r>
+      <w:proofErr w:type="spellStart"/>
+      <w:r>
+        <w:t>Vulfpeck</w:t>
+      </w:r>
+      <w:proofErr w:type="spellEnd"/>
+      <w:r>
+        <w:t xml:space="preserve"> with five-minute bass solos, are not for everyone. Although algorithm-driven rewards may have reduced music ‘quality,’ Spotify has expanded access and increased overall enjoyment.</w:t>
+      </w:r>
+    </w:p>
+    <w:p>
+      <w:r>
+        <w:t xml:space="preserve">Yet popularity isn’t solely about sound. It’s also about spectacle, the charisma of performers and the carefully curated experiences. Consider the contrast between Coldplay and Jacob Coiler. A Coldplay concert is immersive, communal, something that you go to for the experience, its lighting and staging </w:t>
+      </w:r>
+      <w:r>
+        <w:lastRenderedPageBreak/>
+        <w:t>carefully engineered. Jacob Collier concerts, by contrast, are musical pilgrimages, driven by virtuosity. This contrast reveals delivery, not just sound, defines popularity.</w:t>
+      </w:r>
+    </w:p>
+    <w:p>
+      <w:r>
+        <w:t xml:space="preserve">Despite all this, there’s something addictive about not being heard. There’s an integrity to it. The best music I’ve ever played was made in those four dusty walls. Because it was complex and rebellious, but more importantly it was mine. </w:t>
+      </w:r>
+      <w:proofErr w:type="spellStart"/>
+      <w:r>
+        <w:t>Uncurated</w:t>
+      </w:r>
+      <w:proofErr w:type="spellEnd"/>
+      <w:r>
+        <w:t xml:space="preserve">, unstreamed, </w:t>
+      </w:r>
+      <w:proofErr w:type="spellStart"/>
+      <w:r>
+        <w:t>unoptimised</w:t>
+      </w:r>
+      <w:proofErr w:type="spellEnd"/>
+      <w:r>
+        <w:t>. The garage becomes more than a place, a womb and a tomb for musical identity.</w:t>
+      </w:r>
+    </w:p>
+    <w:p>
+      <w:r>
+        <w:t xml:space="preserve">Mr. Bungle said it best, “We never wrote songs for anyone but ourselves. Maybe that’s why no one liked us.” Yet they influenced bands like Slipknot and System of a Down. In contrast, One Direction’s commercial success came with creative sacrifice. “There was never any room for me to experiment creatively in the band,” Zayn Malik admitted. </w:t>
+      </w:r>
+    </w:p>
+    <w:p>
       <w:pPr>
-        <w:rPr/>
+        <w:spacing w:before="240"/>
       </w:pPr>
       <w:r>
-        <w:rPr>
-          <w:rtl w:val="0"/>
-        </w:rPr>
-        <w:t xml:space="preserve">Every musician starts in a garage. But no one tells you how long you might stay there. How the walls start to feel less like a launchpad and more like insulation. You start to wonder; if no one hears the song, did it even happen?</w:t>
+        <w:t>There is always a trade-off in music, artistic freedom rarely aligns with commercial success. Taylor Swift exemplifies this struggle, stating, “I want to own my work. I want to be proud of it.” Yet, despite her control, pop formulas appear in her songs evidenced in her rhyming “car” with “bar” in seven tracks, showing how commercial pressures influence art.</w:t>
       </w:r>
     </w:p>
     <w:p>
       <w:pPr>
-        <w:rPr/>
+        <w:spacing w:before="240"/>
       </w:pPr>
       <w:r>
-        <w:rPr>
-          <w:rtl w:val="0"/>
-        </w:rPr>
-        <w:t xml:space="preserve">Maybe the garage is the point. The dissonance, the asymmetry, the risk, they’re all safe, allowed to exist before they’re polished. Pop music sees the garage as a chrysalis, something to shed on the way to success.</w:t>
-        <w:br w:type="textWrapping"/>
-        <w:br w:type="textWrapping"/>
-        <w:t xml:space="preserve">But we didn’t care. We played the song again, We didn’t want to emerge.</w:t>
+        <w:t xml:space="preserve">Maybe that’s why we kept playing in the garage, a space untouched by metrics, algorithms, or curated spectacle. The garage wasn’t a </w:t>
+      </w:r>
+      <w:proofErr w:type="gramStart"/>
+      <w:r>
+        <w:t>chrysalis,</w:t>
+      </w:r>
+      <w:proofErr w:type="gramEnd"/>
+      <w:r>
+        <w:t xml:space="preserve"> it was a sanctuary. In its dusty corners, dissonance had room to breathe.</w:t>
       </w:r>
     </w:p>
     <w:p>
       <w:pPr>
-        <w:rPr/>
+        <w:spacing w:before="240"/>
       </w:pPr>
       <w:r>
-        <w:rPr>
-          <w:rtl w:val="0"/>
-        </w:rPr>
-        <w:t xml:space="preserve">Music, like food, is meant to satisfy hunger, but whose palate matters? Once, musicians composed for fellow artists, those who appreciated complexity in progression or tonal innovation. Now, with streaming, the audience’s preferences dominate. Not every diner is a chef, and not every listener is a musician.</w:t>
+        <w:t>We never booked a gig. We never went viral. But we kept creating. Maybe the garage isn’t where you start before becoming a musician. Maybe it’s where you truly are one.</w:t>
       </w:r>
     </w:p>
     <w:p>
       <w:pPr>
-        <w:rPr/>
+        <w:spacing w:before="240"/>
       </w:pPr>
-      <w:r>
-        <w:rPr>
-          <w:rtl w:val="0"/>
-        </w:rPr>
-        <w:t xml:space="preserve">As a result, when every artist chases pop success, the musical landscape flattens. Hooks become formulaic, chord progressions repeat, and production choices blur into sameness. Pop becomes like fast food: satisfying, predictable, and broad. While this isn’t inherently bad, it sidelines voices that challenge or discomfort. Dissonance gets left in the garage.</w:t>
-      </w:r>
-    </w:p>
-    <w:p>
-      <w:pPr>
-        <w:rPr/>
-      </w:pPr>
-      <w:r>
-        <w:rPr>
-          <w:rtl w:val="0"/>
-        </w:rPr>
-        <w:t xml:space="preserve">Still, taste is personal. Artists like Captain Beefheart, who leaned into dissonance, or Joe Dart of Vulfpeck with five-minute bass solos, are not for everyone. Although algorithm-driven rewards may have reduced music ‘quality,’ Spotify has expanded access and increased overall enjoyment.</w:t>
-      </w:r>
-    </w:p>
-    <w:p>
-      <w:pPr>
-        <w:rPr/>
-      </w:pPr>
-      <w:r>
-        <w:rPr>
-          <w:rtl w:val="0"/>
-        </w:rPr>
-        <w:t xml:space="preserve">Yet popularity isn’t solely about sound. It’s also about spectacle, the charisma of performers and the carefully curated experiences. Consider the contrast between Coldplay and Jacob Coiler. A Coldplay concert is immersive, communal, something that you go to for the experience, its lighting and staging carefully engineered. Jacob Collier concerts, by contrast, are musical pilgrimages, driven by virtuosity. This contrast reveals delivery, not just sound, defines popularity.</w:t>
-      </w:r>
-    </w:p>
-    <w:p>
-      <w:pPr>
-        <w:rPr/>
-      </w:pPr>
-      <w:r>
-        <w:rPr>
-          <w:rtl w:val="0"/>
-        </w:rPr>
-        <w:t xml:space="preserve">Despite all this, there’s something addictive about not being heard. There’s an integrity to it. The best music I’ve ever played was made in those four dusty walls. Because it was complex and rebellious, but more importantly it was mine. Uncurated, unstreamed, unoptimised. The garage becomes more than a place, a womb and a tomb for musical identity.</w:t>
-      </w:r>
-    </w:p>
-    <w:p>
-      <w:pPr>
-        <w:rPr/>
-      </w:pPr>
-      <w:r>
-        <w:rPr>
-          <w:rtl w:val="0"/>
-        </w:rPr>
-        <w:t xml:space="preserve">Mr. Bungle said it best, “We never wrote songs for anyone but ourselves. Maybe that’s why no one liked us.” Yet they influenced bands like Slipknot and System of a Down. In contrast, One Direction’s commercial success came with creative sacrifice. “There was never any room for me to experiment creatively in the band,” Zayn Malik admitted. </w:t>
-      </w:r>
-    </w:p>
-    <w:p>
-      <w:pPr>
-        <w:spacing w:before="240" w:lineRule="auto"/>
-        <w:rPr/>
-      </w:pPr>
-      <w:r>
-        <w:rPr>
-          <w:rtl w:val="0"/>
-        </w:rPr>
-        <w:t xml:space="preserve">There is always a trade-off in music, artistic freedom rarely aligns with commercial success. Taylor Swift exemplifies this struggle, stating, “I want to own my work. I want to be proud of it.” Yet, despite her control, pop formulas appear in her songs evidenced in her rhyming “car” with “bar” in seven tracks, showing how commercial pressures influence art.</w:t>
-      </w:r>
-    </w:p>
-    <w:p>
-      <w:pPr>
-        <w:spacing w:before="240" w:lineRule="auto"/>
-        <w:rPr/>
-      </w:pPr>
-      <w:r>
-        <w:rPr>
-          <w:rtl w:val="0"/>
-        </w:rPr>
-        <w:t xml:space="preserve">Maybe that’s why we kept playing in the garage, a space untouched by metrics, algorithms, or curated spectacle. The garage wasn’t a chrysalis, it was a sanctuary. In its dusty corners, dissonance had room to breathe.</w:t>
-      </w:r>
-    </w:p>
-    <w:p>
-      <w:pPr>
-        <w:spacing w:before="240" w:lineRule="auto"/>
-        <w:rPr/>
-      </w:pPr>
-      <w:r>
-        <w:rPr>
-          <w:rtl w:val="0"/>
-        </w:rPr>
-        <w:t xml:space="preserve">We never booked a gig. We never went viral. But we kept creating. Maybe the garage isn’t where you start before becoming a musician. Maybe it’s where you truly are one.</w:t>
-      </w:r>
-    </w:p>
-    <w:p>
-      <w:pPr>
-        <w:spacing w:before="240" w:lineRule="auto"/>
-        <w:rPr/>
-      </w:pPr>
-      <w:r>
-        <w:rPr>
-          <w:rtl w:val="0"/>
-        </w:rPr>
-        <w:t xml:space="preserve">So make music that moves you. Let it be weird, imperfect, unfiltered. Let it be yours.</w:t>
-      </w:r>
-    </w:p>
-    <w:p>
-      <w:pPr>
-        <w:rPr/>
-      </w:pPr>
-      <w:r>
-        <w:rPr>
-          <w:rtl w:val="0"/>
-        </w:rPr>
-        <w:t xml:space="preserve">I’ll leave you with a final quotation. It’s from John Cage, “I can’t understand why people are frightened of new ideas. I’m frightened of the old ones.”</w:t>
-      </w:r>
-    </w:p>
-    <w:p>
-      <w:pPr>
-        <w:rPr/>
-      </w:pPr>
-      <w:r>
-        <w:rPr>
-          <w:rtl w:val="0"/>
-        </w:rPr>
+      <w:proofErr w:type="gramStart"/>
+      <w:r>
+        <w:t>So</w:t>
+      </w:r>
+      <w:proofErr w:type="gramEnd"/>
+      <w:r>
+        <w:t xml:space="preserve"> make music that moves you. Let it be weird, imperfect, unfiltered. Let it be yours.</w:t>
+      </w:r>
+    </w:p>
+    <w:p>
+      <w:r>
+        <w:t>I’ll leave you with a final quotation. It’s from John Cage, “I can’t understand why people are frightened of new ideas. I’m frightened of the old ones.”</w:t>
+      </w:r>
+    </w:p>
+    <w:p>
+      <w:r>
         <w:t xml:space="preserve">Note where he locates his fright. In conforming. </w:t>
       </w:r>
     </w:p>
     <w:p>
-      <w:pPr>
-        <w:rPr/>
-      </w:pPr>
-      <w:r>
-        <w:rPr>
-          <w:rtl w:val="0"/>
-        </w:rPr>
-        <w:t xml:space="preserve">Reflection</w:t>
-      </w:r>
-    </w:p>
-    <w:p>
-      <w:pPr>
-        <w:rPr/>
-      </w:pPr>
-      <w:r>
-        <w:rPr>
-          <w:rtl w:val="0"/>
-        </w:rPr>
+      <w:r>
+        <w:t>Reflection</w:t>
+      </w:r>
+    </w:p>
+    <w:p>
+      <w:r>
         <w:t xml:space="preserve">My discursive piece, </w:t>
       </w:r>
+      <w:proofErr w:type="gramStart"/>
       <w:r>
         <w:rPr>
           <w:u w:val="single"/>
-          <w:rtl w:val="0"/>
         </w:rPr>
-        <w:t xml:space="preserve">Where does dissonance breathe?</w:t>
-      </w:r>
+        <w:t>Where</w:t>
+      </w:r>
+      <w:proofErr w:type="gramEnd"/>
       <w:r>
         <w:rPr>
-          <w:rtl w:val="0"/>
+          <w:u w:val="single"/>
         </w:rPr>
-        <w:t xml:space="preserve">, explores the homogenisation of music, explores the tension between artistic authenticity through reflection on the music industry. Set in the intimate, insulated space of a garage, the piece draws on metaphor and anecdote to examine how dissonance, complexity, and personal voice often are discouraged and unpromoted. Inspired by Margaret Atwood's “Spotty handed villainess” I mirror her use of personal anecdote and build of ethos through numerous relevant examples. Similarly to how Atwood encourages writers to escape, I encourage musicians to create more nuanced music.</w:t>
-      </w:r>
+        <w:t xml:space="preserve"> does dissonance </w:t>
+      </w:r>
+      <w:proofErr w:type="gramStart"/>
       <w:r>
         <w:rPr>
-          <w:rtl w:val="0"/>
+          <w:u w:val="single"/>
         </w:rPr>
-        <w:br w:type="textWrapping"/>
-        <w:br w:type="textWrapping"/>
-        <w:t xml:space="preserve">Akin to Atwood, I have used personal anecdotes to connect lived experience to broader cultural shifts. As Atwood uses the anecdote of her daughter's breakfast play to realise “something has to happen” I draw upon the motif of the garage as a space where nothing “public” happens. The line “We didn’t want to emerge” becomes a deliberate resistance to commercial expectations, where music can safely engage with disruption. My garage, like Atwood’s fictional breakfast table, symbolises a creative tension: a space where ideas exist unpolished and subversive, resisting the pressure to perform.</w:t>
-      </w:r>
-    </w:p>
-    <w:p>
-      <w:pPr>
-        <w:rPr/>
-      </w:pPr>
-      <w:r>
-        <w:rPr>
-          <w:rtl w:val="0"/>
-        </w:rPr>
-        <w:t xml:space="preserve">In crafting my examples, I sought to emulate Atwood’s strategic use of cultural reference and anecdotal illustration to build ethos and provoke reflection. Just as Atwood quotes playwrights like “GB Shaw”, and “Ionesco”, I employ examples such as Mr. Bungle, Taylor Swift, and Zayn Malik to complicate assumptions about musical success and creative control. The juxtaposition of Mr. Bungle’s self-proclaimed lack of mainstream appeal, “we never wrote songs for anyone but ourselves”, with Taylor Swift’s assertion of ownership over her work reveals the varying degrees of autonomy artists navigate within commercial systems. These references, like Atwood’s use of literary and cultural allusions, function as textured disruptions, each example demanding engagement with complexity and nuance. Through this, my allusions mirror Atwood’s own, expanding the discursive space to include both the mainstream and the marginal, and foregrounding that artistic integrity often emerges most powerfully through contradiction.</w:t>
+        <w:t>breathe?</w:t>
+      </w:r>
+      <w:r>
+        <w:t>,</w:t>
+      </w:r>
+      <w:proofErr w:type="gramEnd"/>
+      <w:r>
+        <w:t xml:space="preserve"> </w:t>
+      </w:r>
+      <w:r>
+        <w:t>explores the tension between artistic authenticity and commercial success</w:t>
+      </w:r>
+      <w:r>
+        <w:t xml:space="preserve"> through reflection on the music industry. Set in the intimate, insulated space of a garage, the piece draws on metaphor and anecdote to examine how dissonance, complexity, and personal voice often are discouraged and unpromoted. Inspired by Margaret Atwood's “Spotty handed villainess” I mirror her use of personal anecdote and build of </w:t>
+      </w:r>
+      <w:r>
+        <w:lastRenderedPageBreak/>
+        <w:t>ethos through numerous relevant examples. Similarly to how Atwood encourages writers to create nuanced representations of women</w:t>
+      </w:r>
+      <w:r>
+        <w:t>, I encourage musicians to create more nuanced music.</w:t>
+      </w:r>
+      <w:r>
+        <w:br/>
+      </w:r>
+      <w:r>
+        <w:br/>
+        <w:t>Akin to Atwood, I have used personal anecdotes to connect lived experience to broader cultural shifts. As Atwood uses the anecdote of her daughter's breakfast play to realise “something has to happen” I draw upon the motif of the garage as a space where nothing “public” happens. The line “We didn’t want to emerge” becomes a deliberate resistance to commercial expectations, where music can safely engage with disruption. My garage, like Atwood’s fictional</w:t>
+      </w:r>
+      <w:r>
+        <w:t xml:space="preserve"> breakfast table, symbolises a creative tension: a space where ideas exist unpolished and subversive, resisting the pressure to perform.</w:t>
+      </w:r>
+    </w:p>
+    <w:p>
+      <w:r>
+        <w:t>In crafting my examples, I sought to emulate Atwood’s strategic use of cultural reference and anecdotal illustration to build ethos and provoke reflection. Just as Atwood quotes playwrights like “GB Shaw”, and “Ionesco”, I employ examples such as Mr. Bungle, Taylor Swift, and Zayn Malik to complicate assumptions about musical success and creative control. The juxtaposition of Mr. Bungle’s self-proclaimed lack of mainstream appeal, “we never wrote songs for anyone but ourselves”, with Taylor Swift’s assertio</w:t>
+      </w:r>
+      <w:r>
+        <w:t>n of ownership over her work reveals the varying degrees of autonomy artists navigate within commercial systems. These references, like Atwood’s use of literary and cultural allusions, function as textured disruptions, each example demanding engagement with complexity and nuance. Through this, my allusions mirror Atwood’s own, expanding the discursive space to include both the mainstream and the marginal, and foregrounding that artistic integrity often emerges most powerfully through contradiction.</w:t>
       </w:r>
     </w:p>
     <w:sectPr>
-      <w:pgSz w:h="15840" w:w="12240" w:orient="portrait"/>
-      <w:pgMar w:bottom="1440" w:top="1440" w:left="1440" w:right="1440" w:header="720" w:footer="720"/>
+      <w:pgSz w:w="12240" w:h="15840"/>
+      <w:pgMar w:top="1440" w:right="1440" w:bottom="1440" w:left="1440" w:header="720" w:footer="720" w:gutter="0"/>
       <w:pgNumType w:start="1"/>
+      <w:cols w:space="720"/>
     </w:sectPr>
   </w:body>
 </w:document>
 </file>
 
-<file path=word/numbering.xml><?xml version="1.0" encoding="utf-8"?>
-<w:numbering xmlns:mc="http://schemas.openxmlformats.org/markup-compatibility/2006" xmlns:o="urn:schemas-microsoft-com:office:office" xmlns:r="http://schemas.openxmlformats.org/officeDocument/2006/relationships" xmlns:m="http://schemas.openxmlformats.org/officeDocument/2006/math" xmlns:v="urn:schemas-microsoft-com:vml" xmlns:wp="http://schemas.openxmlformats.org/drawingml/2006/wordprocessingDrawing" xmlns:w10="urn:schemas-microsoft-com:office:word" xmlns:w="http://schemas.openxmlformats.org/wordprocessingml/2006/main" xmlns:wne="http://schemas.microsoft.com/office/word/2006/wordml" xmlns:sl="http://schemas.openxmlformats.org/schemaLibrary/2006/main" xmlns:a="http://schemas.openxmlformats.org/drawingml/2006/main" xmlns:pic="http://schemas.openxmlformats.org/drawingml/2006/picture" xmlns:c="http://schemas.openxmlformats.org/drawingml/2006/chart" xmlns:lc="http://schemas.openxmlformats.org/drawingml/2006/lockedCanvas" xmlns:dgm="http://schemas.openxmlformats.org/drawingml/2006/diagram" xmlns:wps="http://schemas.microsoft.com/office/word/2010/wordprocessingShape" xmlns:wpg="http://schemas.microsoft.com/office/word/2010/wordprocessingGroup" xmlns:w14="http://schemas.microsoft.com/office/word/2010/wordml" xmlns:w15="http://schemas.microsoft.com/office/word/2012/wordml" xmlns:w16="http://schemas.microsoft.com/office/word/2018/wordml" xmlns:w16cex="http://schemas.microsoft.com/office/word/2018/wordml/cex" xmlns:w16cid="http://schemas.microsoft.com/office/word/2016/wordml/cid" xmlns="http://schemas.microsoft.com/office/tasks/2019/documenttasks" xmlns:cr="http://schemas.microsoft.com/office/comments/2020/reactions"/>
-</file>
-
 <file path=word/styles.xml><?xml version="1.0" encoding="utf-8"?>
-<w:styles xmlns:mc="http://schemas.openxmlformats.org/markup-compatibility/2006" xmlns:o="urn:schemas-microsoft-com:office:office" xmlns:r="http://schemas.openxmlformats.org/officeDocument/2006/relationships" xmlns:m="http://schemas.openxmlformats.org/officeDocument/2006/math" xmlns:v="urn:schemas-microsoft-com:vml" xmlns:wp="http://schemas.openxmlformats.org/drawingml/2006/wordprocessingDrawing" xmlns:w10="urn:schemas-microsoft-com:office:word" xmlns:w="http://schemas.openxmlformats.org/wordprocessingml/2006/main" xmlns:wne="http://schemas.microsoft.com/office/word/2006/wordml" xmlns:sl="http://schemas.openxmlformats.org/schemaLibrary/2006/main" xmlns:a="http://schemas.openxmlformats.org/drawingml/2006/main" xmlns:pic="http://schemas.openxmlformats.org/drawingml/2006/picture" xmlns:c="http://schemas.openxmlformats.org/drawingml/2006/chart" xmlns:lc="http://schemas.openxmlformats.org/drawingml/2006/lockedCanvas" xmlns:dgm="http://schemas.openxmlformats.org/drawingml/2006/diagram" xmlns:wps="http://schemas.microsoft.com/office/word/2010/wordprocessingShape" xmlns:wpg="http://schemas.microsoft.com/office/word/2010/wordprocessingGroup" xmlns:w14="http://schemas.microsoft.com/office/word/2010/wordml" xmlns:w15="http://schemas.microsoft.com/office/word/2012/wordml" xmlns:w16="http://schemas.microsoft.com/office/word/2018/wordml" xmlns:w16cex="http://schemas.microsoft.com/office/word/2018/wordml/cex" xmlns:w16cid="http://schemas.microsoft.com/office/word/2016/wordml/cid" xmlns="http://schemas.microsoft.com/office/tasks/2019/documenttasks" xmlns:cr="http://schemas.microsoft.com/office/comments/2020/reactions">
+<w:styles xmlns:mc="http://schemas.openxmlformats.org/markup-compatibility/2006" xmlns:r="http://schemas.openxmlformats.org/officeDocument/2006/relationships" xmlns:w="http://schemas.openxmlformats.org/wordprocessingml/2006/main" xmlns:w14="http://schemas.microsoft.com/office/word/2010/wordml" xmlns:w15="http://schemas.microsoft.com/office/word/2012/wordml" xmlns:w16cex="http://schemas.microsoft.com/office/word/2018/wordml/cex" xmlns:w16cid="http://schemas.microsoft.com/office/word/2016/wordml/cid" xmlns:w16="http://schemas.microsoft.com/office/word/2018/wordml" xmlns:w16du="http://schemas.microsoft.com/office/word/2023/wordml/word16du" xmlns:w16sdtdh="http://schemas.microsoft.com/office/word/2020/wordml/sdtdatahash" xmlns:w16sdtfl="http://schemas.microsoft.com/office/word/2024/wordml/sdtformatlock" xmlns:w16se="http://schemas.microsoft.com/office/word/2015/wordml/symex" mc:Ignorable="w14 w15 w16se w16cid w16 w16cex w16sdtdh w16sdtfl w16du">
   <w:docDefaults>
     <w:rPrDefault>
       <w:rPr>
-        <w:rFonts w:ascii="Arial" w:cs="Arial" w:eastAsia="Arial" w:hAnsi="Arial"/>
+        <w:rFonts w:ascii="Arial" w:eastAsia="Arial" w:hAnsi="Arial" w:cs="Arial"/>
         <w:color w:val="333333"/>
         <w:sz w:val="21"/>
         <w:szCs w:val="21"/>
-        <w:lang w:val="en_GB"/>
+        <w:lang w:val="en-GB" w:eastAsia="en-GB" w:bidi="ar-SA"/>
       </w:rPr>
     </w:rPrDefault>
     <w:pPrDefault>
@@ -311,29 +297,399 @@
       </w:pPr>
     </w:pPrDefault>
   </w:docDefaults>
-  <w:style w:type="table" w:styleId="TableNormal" w:default="1">
-    <w:name w:val="TableNormal"/>
-    <w:tblPr>
-      <w:tblCellMar>
-        <w:top w:w="100.0" w:type="dxa"/>
-        <w:left w:w="100.0" w:type="dxa"/>
-        <w:bottom w:w="100.0" w:type="dxa"/>
-        <w:right w:w="100.0" w:type="dxa"/>
-      </w:tblCellMar>
-    </w:tblPr>
-  </w:style>
-  <w:style w:type="paragraph" w:styleId="Normal" w:default="1">
-    <w:name w:val="normal"/>
+  <w:latentStyles w:defLockedState="0" w:defUIPriority="99" w:defSemiHidden="0" w:defUnhideWhenUsed="0" w:defQFormat="0" w:count="376">
+    <w:lsdException w:name="Normal" w:uiPriority="0" w:qFormat="1"/>
+    <w:lsdException w:name="heading 1" w:uiPriority="9" w:qFormat="1"/>
+    <w:lsdException w:name="heading 2" w:semiHidden="1" w:uiPriority="9" w:unhideWhenUsed="1" w:qFormat="1"/>
+    <w:lsdException w:name="heading 3" w:semiHidden="1" w:uiPriority="9" w:unhideWhenUsed="1" w:qFormat="1"/>
+    <w:lsdException w:name="heading 4" w:semiHidden="1" w:uiPriority="9" w:unhideWhenUsed="1" w:qFormat="1"/>
+    <w:lsdException w:name="heading 5" w:semiHidden="1" w:uiPriority="9" w:unhideWhenUsed="1" w:qFormat="1"/>
+    <w:lsdException w:name="heading 6" w:semiHidden="1" w:uiPriority="9" w:unhideWhenUsed="1" w:qFormat="1"/>
+    <w:lsdException w:name="heading 7" w:semiHidden="1" w:uiPriority="9" w:unhideWhenUsed="1" w:qFormat="1"/>
+    <w:lsdException w:name="heading 8" w:semiHidden="1" w:uiPriority="9" w:unhideWhenUsed="1" w:qFormat="1"/>
+    <w:lsdException w:name="heading 9" w:semiHidden="1" w:uiPriority="9" w:unhideWhenUsed="1" w:qFormat="1"/>
+    <w:lsdException w:name="index 1" w:semiHidden="1" w:unhideWhenUsed="1"/>
+    <w:lsdException w:name="index 2" w:semiHidden="1" w:unhideWhenUsed="1"/>
+    <w:lsdException w:name="index 3" w:semiHidden="1" w:unhideWhenUsed="1"/>
+    <w:lsdException w:name="index 4" w:semiHidden="1" w:unhideWhenUsed="1"/>
+    <w:lsdException w:name="index 5" w:semiHidden="1" w:unhideWhenUsed="1"/>
+    <w:lsdException w:name="index 6" w:semiHidden="1" w:unhideWhenUsed="1"/>
+    <w:lsdException w:name="index 7" w:semiHidden="1" w:unhideWhenUsed="1"/>
+    <w:lsdException w:name="index 8" w:semiHidden="1" w:unhideWhenUsed="1"/>
+    <w:lsdException w:name="index 9" w:semiHidden="1" w:unhideWhenUsed="1"/>
+    <w:lsdException w:name="toc 1" w:semiHidden="1" w:uiPriority="39" w:unhideWhenUsed="1"/>
+    <w:lsdException w:name="toc 2" w:semiHidden="1" w:uiPriority="39" w:unhideWhenUsed="1"/>
+    <w:lsdException w:name="toc 3" w:semiHidden="1" w:uiPriority="39" w:unhideWhenUsed="1"/>
+    <w:lsdException w:name="toc 4" w:semiHidden="1" w:uiPriority="39" w:unhideWhenUsed="1"/>
+    <w:lsdException w:name="toc 5" w:semiHidden="1" w:uiPriority="39" w:unhideWhenUsed="1"/>
+    <w:lsdException w:name="toc 6" w:semiHidden="1" w:uiPriority="39" w:unhideWhenUsed="1"/>
+    <w:lsdException w:name="toc 7" w:semiHidden="1" w:uiPriority="39" w:unhideWhenUsed="1"/>
+    <w:lsdException w:name="toc 8" w:semiHidden="1" w:uiPriority="39" w:unhideWhenUsed="1"/>
+    <w:lsdException w:name="toc 9" w:semiHidden="1" w:uiPriority="39" w:unhideWhenUsed="1"/>
+    <w:lsdException w:name="Normal Indent" w:semiHidden="1" w:unhideWhenUsed="1"/>
+    <w:lsdException w:name="footnote text" w:semiHidden="1" w:unhideWhenUsed="1"/>
+    <w:lsdException w:name="annotation text" w:semiHidden="1" w:unhideWhenUsed="1"/>
+    <w:lsdException w:name="header" w:semiHidden="1" w:unhideWhenUsed="1"/>
+    <w:lsdException w:name="footer" w:semiHidden="1" w:unhideWhenUsed="1"/>
+    <w:lsdException w:name="index heading" w:semiHidden="1" w:unhideWhenUsed="1"/>
+    <w:lsdException w:name="caption" w:semiHidden="1" w:uiPriority="35" w:unhideWhenUsed="1" w:qFormat="1"/>
+    <w:lsdException w:name="table of figures" w:semiHidden="1" w:unhideWhenUsed="1"/>
+    <w:lsdException w:name="envelope address" w:semiHidden="1" w:unhideWhenUsed="1"/>
+    <w:lsdException w:name="envelope return" w:semiHidden="1" w:unhideWhenUsed="1"/>
+    <w:lsdException w:name="footnote reference" w:semiHidden="1" w:unhideWhenUsed="1"/>
+    <w:lsdException w:name="annotation reference" w:semiHidden="1" w:unhideWhenUsed="1"/>
+    <w:lsdException w:name="line number" w:semiHidden="1" w:unhideWhenUsed="1"/>
+    <w:lsdException w:name="page number" w:semiHidden="1" w:unhideWhenUsed="1"/>
+    <w:lsdException w:name="endnote reference" w:semiHidden="1" w:unhideWhenUsed="1"/>
+    <w:lsdException w:name="endnote text" w:semiHidden="1" w:unhideWhenUsed="1"/>
+    <w:lsdException w:name="table of authorities" w:semiHidden="1" w:unhideWhenUsed="1"/>
+    <w:lsdException w:name="macro" w:semiHidden="1" w:unhideWhenUsed="1"/>
+    <w:lsdException w:name="toa heading" w:semiHidden="1" w:unhideWhenUsed="1"/>
+    <w:lsdException w:name="List" w:semiHidden="1" w:unhideWhenUsed="1"/>
+    <w:lsdException w:name="List Bullet" w:semiHidden="1" w:unhideWhenUsed="1"/>
+    <w:lsdException w:name="List Number" w:semiHidden="1" w:unhideWhenUsed="1"/>
+    <w:lsdException w:name="List 2" w:semiHidden="1" w:unhideWhenUsed="1"/>
+    <w:lsdException w:name="List 3" w:semiHidden="1" w:unhideWhenUsed="1"/>
+    <w:lsdException w:name="List 4" w:semiHidden="1" w:unhideWhenUsed="1"/>
+    <w:lsdException w:name="List 5" w:semiHidden="1" w:unhideWhenUsed="1"/>
+    <w:lsdException w:name="List Bullet 2" w:semiHidden="1" w:unhideWhenUsed="1"/>
+    <w:lsdException w:name="List Bullet 3" w:semiHidden="1" w:unhideWhenUsed="1"/>
+    <w:lsdException w:name="List Bullet 4" w:semiHidden="1" w:unhideWhenUsed="1"/>
+    <w:lsdException w:name="List Bullet 5" w:semiHidden="1" w:unhideWhenUsed="1"/>
+    <w:lsdException w:name="List Number 2" w:semiHidden="1" w:unhideWhenUsed="1"/>
+    <w:lsdException w:name="List Number 3" w:semiHidden="1" w:unhideWhenUsed="1"/>
+    <w:lsdException w:name="List Number 4" w:semiHidden="1" w:unhideWhenUsed="1"/>
+    <w:lsdException w:name="List Number 5" w:semiHidden="1" w:unhideWhenUsed="1"/>
+    <w:lsdException w:name="Title" w:uiPriority="10" w:qFormat="1"/>
+    <w:lsdException w:name="Closing" w:semiHidden="1" w:unhideWhenUsed="1"/>
+    <w:lsdException w:name="Signature" w:semiHidden="1" w:unhideWhenUsed="1"/>
+    <w:lsdException w:name="Default Paragraph Font" w:semiHidden="1" w:uiPriority="1" w:unhideWhenUsed="1"/>
+    <w:lsdException w:name="Body Text" w:semiHidden="1" w:unhideWhenUsed="1"/>
+    <w:lsdException w:name="Body Text Indent" w:semiHidden="1" w:unhideWhenUsed="1"/>
+    <w:lsdException w:name="List Continue" w:semiHidden="1" w:unhideWhenUsed="1"/>
+    <w:lsdException w:name="List Continue 2" w:semiHidden="1" w:unhideWhenUsed="1"/>
+    <w:lsdException w:name="List Continue 3" w:semiHidden="1" w:unhideWhenUsed="1"/>
+    <w:lsdException w:name="List Continue 4" w:semiHidden="1" w:unhideWhenUsed="1"/>
+    <w:lsdException w:name="List Continue 5" w:semiHidden="1" w:unhideWhenUsed="1"/>
+    <w:lsdException w:name="Message Header" w:semiHidden="1" w:unhideWhenUsed="1"/>
+    <w:lsdException w:name="Subtitle" w:uiPriority="11" w:qFormat="1"/>
+    <w:lsdException w:name="Salutation" w:semiHidden="1" w:unhideWhenUsed="1"/>
+    <w:lsdException w:name="Date" w:semiHidden="1" w:unhideWhenUsed="1"/>
+    <w:lsdException w:name="Body Text First Indent" w:semiHidden="1" w:unhideWhenUsed="1"/>
+    <w:lsdException w:name="Body Text First Indent 2" w:semiHidden="1" w:unhideWhenUsed="1"/>
+    <w:lsdException w:name="Note Heading" w:semiHidden="1" w:unhideWhenUsed="1"/>
+    <w:lsdException w:name="Body Text 2" w:semiHidden="1" w:unhideWhenUsed="1"/>
+    <w:lsdException w:name="Body Text 3" w:semiHidden="1" w:unhideWhenUsed="1"/>
+    <w:lsdException w:name="Body Text Indent 2" w:semiHidden="1" w:unhideWhenUsed="1"/>
+    <w:lsdException w:name="Body Text Indent 3" w:semiHidden="1" w:unhideWhenUsed="1"/>
+    <w:lsdException w:name="Block Text" w:semiHidden="1" w:unhideWhenUsed="1"/>
+    <w:lsdException w:name="Hyperlink" w:semiHidden="1" w:unhideWhenUsed="1"/>
+    <w:lsdException w:name="FollowedHyperlink" w:semiHidden="1" w:unhideWhenUsed="1"/>
+    <w:lsdException w:name="Strong" w:uiPriority="22" w:qFormat="1"/>
+    <w:lsdException w:name="Emphasis" w:uiPriority="20" w:qFormat="1"/>
+    <w:lsdException w:name="Document Map" w:semiHidden="1" w:unhideWhenUsed="1"/>
+    <w:lsdException w:name="Plain Text" w:semiHidden="1" w:unhideWhenUsed="1"/>
+    <w:lsdException w:name="E-mail Signature" w:semiHidden="1" w:unhideWhenUsed="1"/>
+    <w:lsdException w:name="HTML Top of Form" w:semiHidden="1" w:unhideWhenUsed="1"/>
+    <w:lsdException w:name="HTML Bottom of Form" w:semiHidden="1" w:unhideWhenUsed="1"/>
+    <w:lsdException w:name="Normal (Web)" w:semiHidden="1" w:unhideWhenUsed="1"/>
+    <w:lsdException w:name="HTML Acronym" w:semiHidden="1" w:unhideWhenUsed="1"/>
+    <w:lsdException w:name="HTML Address" w:semiHidden="1" w:unhideWhenUsed="1"/>
+    <w:lsdException w:name="HTML Cite" w:semiHidden="1" w:unhideWhenUsed="1"/>
+    <w:lsdException w:name="HTML Code" w:semiHidden="1" w:unhideWhenUsed="1"/>
+    <w:lsdException w:name="HTML Definition" w:semiHidden="1" w:unhideWhenUsed="1"/>
+    <w:lsdException w:name="HTML Keyboard" w:semiHidden="1" w:unhideWhenUsed="1"/>
+    <w:lsdException w:name="HTML Preformatted" w:semiHidden="1" w:unhideWhenUsed="1"/>
+    <w:lsdException w:name="HTML Sample" w:semiHidden="1" w:unhideWhenUsed="1"/>
+    <w:lsdException w:name="HTML Typewriter" w:semiHidden="1" w:unhideWhenUsed="1"/>
+    <w:lsdException w:name="HTML Variable" w:semiHidden="1" w:unhideWhenUsed="1"/>
+    <w:lsdException w:name="Normal Table" w:semiHidden="1" w:unhideWhenUsed="1"/>
+    <w:lsdException w:name="annotation subject" w:semiHidden="1" w:unhideWhenUsed="1"/>
+    <w:lsdException w:name="No List" w:semiHidden="1" w:unhideWhenUsed="1"/>
+    <w:lsdException w:name="Outline List 1" w:semiHidden="1" w:unhideWhenUsed="1"/>
+    <w:lsdException w:name="Outline List 2" w:semiHidden="1" w:unhideWhenUsed="1"/>
+    <w:lsdException w:name="Outline List 3" w:semiHidden="1" w:unhideWhenUsed="1"/>
+    <w:lsdException w:name="Table Simple 1" w:semiHidden="1" w:unhideWhenUsed="1"/>
+    <w:lsdException w:name="Table Simple 2" w:semiHidden="1" w:unhideWhenUsed="1"/>
+    <w:lsdException w:name="Table Simple 3" w:semiHidden="1" w:unhideWhenUsed="1"/>
+    <w:lsdException w:name="Table Classic 1" w:semiHidden="1" w:unhideWhenUsed="1"/>
+    <w:lsdException w:name="Table Classic 2" w:semiHidden="1" w:unhideWhenUsed="1"/>
+    <w:lsdException w:name="Table Classic 3" w:semiHidden="1" w:unhideWhenUsed="1"/>
+    <w:lsdException w:name="Table Classic 4" w:semiHidden="1" w:unhideWhenUsed="1"/>
+    <w:lsdException w:name="Table Colorful 1" w:semiHidden="1" w:unhideWhenUsed="1"/>
+    <w:lsdException w:name="Table Colorful 2" w:semiHidden="1" w:unhideWhenUsed="1"/>
+    <w:lsdException w:name="Table Colorful 3" w:semiHidden="1" w:unhideWhenUsed="1"/>
+    <w:lsdException w:name="Table Columns 1" w:semiHidden="1" w:unhideWhenUsed="1"/>
+    <w:lsdException w:name="Table Columns 2" w:semiHidden="1" w:unhideWhenUsed="1"/>
+    <w:lsdException w:name="Table Columns 3" w:semiHidden="1" w:unhideWhenUsed="1"/>
+    <w:lsdException w:name="Table Columns 4" w:semiHidden="1" w:unhideWhenUsed="1"/>
+    <w:lsdException w:name="Table Columns 5" w:semiHidden="1" w:unhideWhenUsed="1"/>
+    <w:lsdException w:name="Table Grid 1" w:semiHidden="1" w:unhideWhenUsed="1"/>
+    <w:lsdException w:name="Table Grid 2" w:semiHidden="1" w:unhideWhenUsed="1"/>
+    <w:lsdException w:name="Table Grid 3" w:semiHidden="1" w:unhideWhenUsed="1"/>
+    <w:lsdException w:name="Table Grid 4" w:semiHidden="1" w:unhideWhenUsed="1"/>
+    <w:lsdException w:name="Table Grid 5" w:semiHidden="1" w:unhideWhenUsed="1"/>
+    <w:lsdException w:name="Table Grid 6" w:semiHidden="1" w:unhideWhenUsed="1"/>
+    <w:lsdException w:name="Table Grid 7" w:semiHidden="1" w:unhideWhenUsed="1"/>
+    <w:lsdException w:name="Table Grid 8" w:semiHidden="1" w:unhideWhenUsed="1"/>
+    <w:lsdException w:name="Table List 1" w:semiHidden="1" w:unhideWhenUsed="1"/>
+    <w:lsdException w:name="Table List 2" w:semiHidden="1" w:unhideWhenUsed="1"/>
+    <w:lsdException w:name="Table List 3" w:semiHidden="1" w:unhideWhenUsed="1"/>
+    <w:lsdException w:name="Table List 4" w:semiHidden="1" w:unhideWhenUsed="1"/>
+    <w:lsdException w:name="Table List 5" w:semiHidden="1" w:unhideWhenUsed="1"/>
+    <w:lsdException w:name="Table List 6" w:semiHidden="1" w:unhideWhenUsed="1"/>
+    <w:lsdException w:name="Table List 7" w:semiHidden="1" w:unhideWhenUsed="1"/>
+    <w:lsdException w:name="Table List 8" w:semiHidden="1" w:unhideWhenUsed="1"/>
+    <w:lsdException w:name="Table 3D effects 1" w:semiHidden="1" w:unhideWhenUsed="1"/>
+    <w:lsdException w:name="Table 3D effects 2" w:semiHidden="1" w:unhideWhenUsed="1"/>
+    <w:lsdException w:name="Table 3D effects 3" w:semiHidden="1" w:unhideWhenUsed="1"/>
+    <w:lsdException w:name="Table Contemporary" w:semiHidden="1" w:unhideWhenUsed="1"/>
+    <w:lsdException w:name="Table Elegant" w:semiHidden="1" w:unhideWhenUsed="1"/>
+    <w:lsdException w:name="Table Professional" w:semiHidden="1" w:unhideWhenUsed="1"/>
+    <w:lsdException w:name="Table Subtle 1" w:semiHidden="1" w:unhideWhenUsed="1"/>
+    <w:lsdException w:name="Table Subtle 2" w:semiHidden="1" w:unhideWhenUsed="1"/>
+    <w:lsdException w:name="Table Web 1" w:semiHidden="1" w:unhideWhenUsed="1"/>
+    <w:lsdException w:name="Table Web 2" w:semiHidden="1" w:unhideWhenUsed="1"/>
+    <w:lsdException w:name="Table Web 3" w:semiHidden="1" w:unhideWhenUsed="1"/>
+    <w:lsdException w:name="Balloon Text" w:semiHidden="1" w:unhideWhenUsed="1"/>
+    <w:lsdException w:name="Table Grid" w:uiPriority="39"/>
+    <w:lsdException w:name="Table Theme" w:semiHidden="1" w:unhideWhenUsed="1"/>
+    <w:lsdException w:name="Placeholder Text" w:semiHidden="1"/>
+    <w:lsdException w:name="No Spacing" w:uiPriority="1" w:qFormat="1"/>
+    <w:lsdException w:name="Light Shading" w:uiPriority="60"/>
+    <w:lsdException w:name="Light List" w:uiPriority="61"/>
+    <w:lsdException w:name="Light Grid" w:uiPriority="62"/>
+    <w:lsdException w:name="Medium Shading 1" w:uiPriority="63"/>
+    <w:lsdException w:name="Medium Shading 2" w:uiPriority="64"/>
+    <w:lsdException w:name="Medium List 1" w:uiPriority="65"/>
+    <w:lsdException w:name="Medium List 2" w:uiPriority="66"/>
+    <w:lsdException w:name="Medium Grid 1" w:uiPriority="67"/>
+    <w:lsdException w:name="Medium Grid 2" w:uiPriority="68"/>
+    <w:lsdException w:name="Medium Grid 3" w:uiPriority="69"/>
+    <w:lsdException w:name="Dark List" w:uiPriority="70"/>
+    <w:lsdException w:name="Colorful Shading" w:uiPriority="71"/>
+    <w:lsdException w:name="Colorful List" w:uiPriority="72"/>
+    <w:lsdException w:name="Colorful Grid" w:uiPriority="73"/>
+    <w:lsdException w:name="Light Shading Accent 1" w:uiPriority="60"/>
+    <w:lsdException w:name="Light List Accent 1" w:uiPriority="61"/>
+    <w:lsdException w:name="Light Grid Accent 1" w:uiPriority="62"/>
+    <w:lsdException w:name="Medium Shading 1 Accent 1" w:uiPriority="63"/>
+    <w:lsdException w:name="Medium Shading 2 Accent 1" w:uiPriority="64"/>
+    <w:lsdException w:name="Medium List 1 Accent 1" w:uiPriority="65"/>
+    <w:lsdException w:name="Revision" w:semiHidden="1"/>
+    <w:lsdException w:name="List Paragraph" w:uiPriority="34" w:qFormat="1"/>
+    <w:lsdException w:name="Quote" w:uiPriority="29" w:qFormat="1"/>
+    <w:lsdException w:name="Intense Quote" w:uiPriority="30" w:qFormat="1"/>
+    <w:lsdException w:name="Medium List 2 Accent 1" w:uiPriority="66"/>
+    <w:lsdException w:name="Medium Grid 1 Accent 1" w:uiPriority="67"/>
+    <w:lsdException w:name="Medium Grid 2 Accent 1" w:uiPriority="68"/>
+    <w:lsdException w:name="Medium Grid 3 Accent 1" w:uiPriority="69"/>
+    <w:lsdException w:name="Dark List Accent 1" w:uiPriority="70"/>
+    <w:lsdException w:name="Colorful Shading Accent 1" w:uiPriority="71"/>
+    <w:lsdException w:name="Colorful List Accent 1" w:uiPriority="72"/>
+    <w:lsdException w:name="Colorful Grid Accent 1" w:uiPriority="73"/>
+    <w:lsdException w:name="Light Shading Accent 2" w:uiPriority="60"/>
+    <w:lsdException w:name="Light List Accent 2" w:uiPriority="61"/>
+    <w:lsdException w:name="Light Grid Accent 2" w:uiPriority="62"/>
+    <w:lsdException w:name="Medium Shading 1 Accent 2" w:uiPriority="63"/>
+    <w:lsdException w:name="Medium Shading 2 Accent 2" w:uiPriority="64"/>
+    <w:lsdException w:name="Medium List 1 Accent 2" w:uiPriority="65"/>
+    <w:lsdException w:name="Medium List 2 Accent 2" w:uiPriority="66"/>
+    <w:lsdException w:name="Medium Grid 1 Accent 2" w:uiPriority="67"/>
+    <w:lsdException w:name="Medium Grid 2 Accent 2" w:uiPriority="68"/>
+    <w:lsdException w:name="Medium Grid 3 Accent 2" w:uiPriority="69"/>
+    <w:lsdException w:name="Dark List Accent 2" w:uiPriority="70"/>
+    <w:lsdException w:name="Colorful Shading Accent 2" w:uiPriority="71"/>
+    <w:lsdException w:name="Colorful List Accent 2" w:uiPriority="72"/>
+    <w:lsdException w:name="Colorful Grid Accent 2" w:uiPriority="73"/>
+    <w:lsdException w:name="Light Shading Accent 3" w:uiPriority="60"/>
+    <w:lsdException w:name="Light List Accent 3" w:uiPriority="61"/>
+    <w:lsdException w:name="Light Grid Accent 3" w:uiPriority="62"/>
+    <w:lsdException w:name="Medium Shading 1 Accent 3" w:uiPriority="63"/>
+    <w:lsdException w:name="Medium Shading 2 Accent 3" w:uiPriority="64"/>
+    <w:lsdException w:name="Medium List 1 Accent 3" w:uiPriority="65"/>
+    <w:lsdException w:name="Medium List 2 Accent 3" w:uiPriority="66"/>
+    <w:lsdException w:name="Medium Grid 1 Accent 3" w:uiPriority="67"/>
+    <w:lsdException w:name="Medium Grid 2 Accent 3" w:uiPriority="68"/>
+    <w:lsdException w:name="Medium Grid 3 Accent 3" w:uiPriority="69"/>
+    <w:lsdException w:name="Dark List Accent 3" w:uiPriority="70"/>
+    <w:lsdException w:name="Colorful Shading Accent 3" w:uiPriority="71"/>
+    <w:lsdException w:name="Colorful List Accent 3" w:uiPriority="72"/>
+    <w:lsdException w:name="Colorful Grid Accent 3" w:uiPriority="73"/>
+    <w:lsdException w:name="Light Shading Accent 4" w:uiPriority="60"/>
+    <w:lsdException w:name="Light List Accent 4" w:uiPriority="61"/>
+    <w:lsdException w:name="Light Grid Accent 4" w:uiPriority="62"/>
+    <w:lsdException w:name="Medium Shading 1 Accent 4" w:uiPriority="63"/>
+    <w:lsdException w:name="Medium Shading 2 Accent 4" w:uiPriority="64"/>
+    <w:lsdException w:name="Medium List 1 Accent 4" w:uiPriority="65"/>
+    <w:lsdException w:name="Medium List 2 Accent 4" w:uiPriority="66"/>
+    <w:lsdException w:name="Medium Grid 1 Accent 4" w:uiPriority="67"/>
+    <w:lsdException w:name="Medium Grid 2 Accent 4" w:uiPriority="68"/>
+    <w:lsdException w:name="Medium Grid 3 Accent 4" w:uiPriority="69"/>
+    <w:lsdException w:name="Dark List Accent 4" w:uiPriority="70"/>
+    <w:lsdException w:name="Colorful Shading Accent 4" w:uiPriority="71"/>
+    <w:lsdException w:name="Colorful List Accent 4" w:uiPriority="72"/>
+    <w:lsdException w:name="Colorful Grid Accent 4" w:uiPriority="73"/>
+    <w:lsdException w:name="Light Shading Accent 5" w:uiPriority="60"/>
+    <w:lsdException w:name="Light List Accent 5" w:uiPriority="61"/>
+    <w:lsdException w:name="Light Grid Accent 5" w:uiPriority="62"/>
+    <w:lsdException w:name="Medium Shading 1 Accent 5" w:uiPriority="63"/>
+    <w:lsdException w:name="Medium Shading 2 Accent 5" w:uiPriority="64"/>
+    <w:lsdException w:name="Medium List 1 Accent 5" w:uiPriority="65"/>
+    <w:lsdException w:name="Medium List 2 Accent 5" w:uiPriority="66"/>
+    <w:lsdException w:name="Medium Grid 1 Accent 5" w:uiPriority="67"/>
+    <w:lsdException w:name="Medium Grid 2 Accent 5" w:uiPriority="68"/>
+    <w:lsdException w:name="Medium Grid 3 Accent 5" w:uiPriority="69"/>
+    <w:lsdException w:name="Dark List Accent 5" w:uiPriority="70"/>
+    <w:lsdException w:name="Colorful Shading Accent 5" w:uiPriority="71"/>
+    <w:lsdException w:name="Colorful List Accent 5" w:uiPriority="72"/>
+    <w:lsdException w:name="Colorful Grid Accent 5" w:uiPriority="73"/>
+    <w:lsdException w:name="Light Shading Accent 6" w:uiPriority="60"/>
+    <w:lsdException w:name="Light List Accent 6" w:uiPriority="61"/>
+    <w:lsdException w:name="Light Grid Accent 6" w:uiPriority="62"/>
+    <w:lsdException w:name="Medium Shading 1 Accent 6" w:uiPriority="63"/>
+    <w:lsdException w:name="Medium Shading 2 Accent 6" w:uiPriority="64"/>
+    <w:lsdException w:name="Medium List 1 Accent 6" w:uiPriority="65"/>
+    <w:lsdException w:name="Medium List 2 Accent 6" w:uiPriority="66"/>
+    <w:lsdException w:name="Medium Grid 1 Accent 6" w:uiPriority="67"/>
+    <w:lsdException w:name="Medium Grid 2 Accent 6" w:uiPriority="68"/>
+    <w:lsdException w:name="Medium Grid 3 Accent 6" w:uiPriority="69"/>
+    <w:lsdException w:name="Dark List Accent 6" w:uiPriority="70"/>
+    <w:lsdException w:name="Colorful Shading Accent 6" w:uiPriority="71"/>
+    <w:lsdException w:name="Colorful List Accent 6" w:uiPriority="72"/>
+    <w:lsdException w:name="Colorful Grid Accent 6" w:uiPriority="73"/>
+    <w:lsdException w:name="Subtle Emphasis" w:uiPriority="19" w:qFormat="1"/>
+    <w:lsdException w:name="Intense Emphasis" w:uiPriority="21" w:qFormat="1"/>
+    <w:lsdException w:name="Subtle Reference" w:uiPriority="31" w:qFormat="1"/>
+    <w:lsdException w:name="Intense Reference" w:uiPriority="32" w:qFormat="1"/>
+    <w:lsdException w:name="Book Title" w:uiPriority="33" w:qFormat="1"/>
+    <w:lsdException w:name="Bibliography" w:semiHidden="1" w:uiPriority="37" w:unhideWhenUsed="1"/>
+    <w:lsdException w:name="TOC Heading" w:semiHidden="1" w:uiPriority="39" w:unhideWhenUsed="1" w:qFormat="1"/>
+    <w:lsdException w:name="Plain Table 1" w:uiPriority="41"/>
+    <w:lsdException w:name="Plain Table 2" w:uiPriority="42"/>
+    <w:lsdException w:name="Plain Table 3" w:uiPriority="43"/>
+    <w:lsdException w:name="Plain Table 4" w:uiPriority="44"/>
+    <w:lsdException w:name="Plain Table 5" w:uiPriority="45"/>
+    <w:lsdException w:name="Grid Table Light" w:uiPriority="40"/>
+    <w:lsdException w:name="Grid Table 1 Light" w:uiPriority="46"/>
+    <w:lsdException w:name="Grid Table 2" w:uiPriority="47"/>
+    <w:lsdException w:name="Grid Table 3" w:uiPriority="48"/>
+    <w:lsdException w:name="Grid Table 4" w:uiPriority="49"/>
+    <w:lsdException w:name="Grid Table 5 Dark" w:uiPriority="50"/>
+    <w:lsdException w:name="Grid Table 6 Colorful" w:uiPriority="51"/>
+    <w:lsdException w:name="Grid Table 7 Colorful" w:uiPriority="52"/>
+    <w:lsdException w:name="Grid Table 1 Light Accent 1" w:uiPriority="46"/>
+    <w:lsdException w:name="Grid Table 2 Accent 1" w:uiPriority="47"/>
+    <w:lsdException w:name="Grid Table 3 Accent 1" w:uiPriority="48"/>
+    <w:lsdException w:name="Grid Table 4 Accent 1" w:uiPriority="49"/>
+    <w:lsdException w:name="Grid Table 5 Dark Accent 1" w:uiPriority="50"/>
+    <w:lsdException w:name="Grid Table 6 Colorful Accent 1" w:uiPriority="51"/>
+    <w:lsdException w:name="Grid Table 7 Colorful Accent 1" w:uiPriority="52"/>
+    <w:lsdException w:name="Grid Table 1 Light Accent 2" w:uiPriority="46"/>
+    <w:lsdException w:name="Grid Table 2 Accent 2" w:uiPriority="47"/>
+    <w:lsdException w:name="Grid Table 3 Accent 2" w:uiPriority="48"/>
+    <w:lsdException w:name="Grid Table 4 Accent 2" w:uiPriority="49"/>
+    <w:lsdException w:name="Grid Table 5 Dark Accent 2" w:uiPriority="50"/>
+    <w:lsdException w:name="Grid Table 6 Colorful Accent 2" w:uiPriority="51"/>
+    <w:lsdException w:name="Grid Table 7 Colorful Accent 2" w:uiPriority="52"/>
+    <w:lsdException w:name="Grid Table 1 Light Accent 3" w:uiPriority="46"/>
+    <w:lsdException w:name="Grid Table 2 Accent 3" w:uiPriority="47"/>
+    <w:lsdException w:name="Grid Table 3 Accent 3" w:uiPriority="48"/>
+    <w:lsdException w:name="Grid Table 4 Accent 3" w:uiPriority="49"/>
+    <w:lsdException w:name="Grid Table 5 Dark Accent 3" w:uiPriority="50"/>
+    <w:lsdException w:name="Grid Table 6 Colorful Accent 3" w:uiPriority="51"/>
+    <w:lsdException w:name="Grid Table 7 Colorful Accent 3" w:uiPriority="52"/>
+    <w:lsdException w:name="Grid Table 1 Light Accent 4" w:uiPriority="46"/>
+    <w:lsdException w:name="Grid Table 2 Accent 4" w:uiPriority="47"/>
+    <w:lsdException w:name="Grid Table 3 Accent 4" w:uiPriority="48"/>
+    <w:lsdException w:name="Grid Table 4 Accent 4" w:uiPriority="49"/>
+    <w:lsdException w:name="Grid Table 5 Dark Accent 4" w:uiPriority="50"/>
+    <w:lsdException w:name="Grid Table 6 Colorful Accent 4" w:uiPriority="51"/>
+    <w:lsdException w:name="Grid Table 7 Colorful Accent 4" w:uiPriority="52"/>
+    <w:lsdException w:name="Grid Table 1 Light Accent 5" w:uiPriority="46"/>
+    <w:lsdException w:name="Grid Table 2 Accent 5" w:uiPriority="47"/>
+    <w:lsdException w:name="Grid Table 3 Accent 5" w:uiPriority="48"/>
+    <w:lsdException w:name="Grid Table 4 Accent 5" w:uiPriority="49"/>
+    <w:lsdException w:name="Grid Table 5 Dark Accent 5" w:uiPriority="50"/>
+    <w:lsdException w:name="Grid Table 6 Colorful Accent 5" w:uiPriority="51"/>
+    <w:lsdException w:name="Grid Table 7 Colorful Accent 5" w:uiPriority="52"/>
+    <w:lsdException w:name="Grid Table 1 Light Accent 6" w:uiPriority="46"/>
+    <w:lsdException w:name="Grid Table 2 Accent 6" w:uiPriority="47"/>
+    <w:lsdException w:name="Grid Table 3 Accent 6" w:uiPriority="48"/>
+    <w:lsdException w:name="Grid Table 4 Accent 6" w:uiPriority="49"/>
+    <w:lsdException w:name="Grid Table 5 Dark Accent 6" w:uiPriority="50"/>
+    <w:lsdException w:name="Grid Table 6 Colorful Accent 6" w:uiPriority="51"/>
+    <w:lsdException w:name="Grid Table 7 Colorful Accent 6" w:uiPriority="52"/>
+    <w:lsdException w:name="List Table 1 Light" w:uiPriority="46"/>
+    <w:lsdException w:name="List Table 2" w:uiPriority="47"/>
+    <w:lsdException w:name="List Table 3" w:uiPriority="48"/>
+    <w:lsdException w:name="List Table 4" w:uiPriority="49"/>
+    <w:lsdException w:name="List Table 5 Dark" w:uiPriority="50"/>
+    <w:lsdException w:name="List Table 6 Colorful" w:uiPriority="51"/>
+    <w:lsdException w:name="List Table 7 Colorful" w:uiPriority="52"/>
+    <w:lsdException w:name="List Table 1 Light Accent 1" w:uiPriority="46"/>
+    <w:lsdException w:name="List Table 2 Accent 1" w:uiPriority="47"/>
+    <w:lsdException w:name="List Table 3 Accent 1" w:uiPriority="48"/>
+    <w:lsdException w:name="List Table 4 Accent 1" w:uiPriority="49"/>
+    <w:lsdException w:name="List Table 5 Dark Accent 1" w:uiPriority="50"/>
+    <w:lsdException w:name="List Table 6 Colorful Accent 1" w:uiPriority="51"/>
+    <w:lsdException w:name="List Table 7 Colorful Accent 1" w:uiPriority="52"/>
+    <w:lsdException w:name="List Table 1 Light Accent 2" w:uiPriority="46"/>
+    <w:lsdException w:name="List Table 2 Accent 2" w:uiPriority="47"/>
+    <w:lsdException w:name="List Table 3 Accent 2" w:uiPriority="48"/>
+    <w:lsdException w:name="List Table 4 Accent 2" w:uiPriority="49"/>
+    <w:lsdException w:name="List Table 5 Dark Accent 2" w:uiPriority="50"/>
+    <w:lsdException w:name="List Table 6 Colorful Accent 2" w:uiPriority="51"/>
+    <w:lsdException w:name="List Table 7 Colorful Accent 2" w:uiPriority="52"/>
+    <w:lsdException w:name="List Table 1 Light Accent 3" w:uiPriority="46"/>
+    <w:lsdException w:name="List Table 2 Accent 3" w:uiPriority="47"/>
+    <w:lsdException w:name="List Table 3 Accent 3" w:uiPriority="48"/>
+    <w:lsdException w:name="List Table 4 Accent 3" w:uiPriority="49"/>
+    <w:lsdException w:name="List Table 5 Dark Accent 3" w:uiPriority="50"/>
+    <w:lsdException w:name="List Table 6 Colorful Accent 3" w:uiPriority="51"/>
+    <w:lsdException w:name="List Table 7 Colorful Accent 3" w:uiPriority="52"/>
+    <w:lsdException w:name="List Table 1 Light Accent 4" w:uiPriority="46"/>
+    <w:lsdException w:name="List Table 2 Accent 4" w:uiPriority="47"/>
+    <w:lsdException w:name="List Table 3 Accent 4" w:uiPriority="48"/>
+    <w:lsdException w:name="List Table 4 Accent 4" w:uiPriority="49"/>
+    <w:lsdException w:name="List Table 5 Dark Accent 4" w:uiPriority="50"/>
+    <w:lsdException w:name="List Table 6 Colorful Accent 4" w:uiPriority="51"/>
+    <w:lsdException w:name="List Table 7 Colorful Accent 4" w:uiPriority="52"/>
+    <w:lsdException w:name="List Table 1 Light Accent 5" w:uiPriority="46"/>
+    <w:lsdException w:name="List Table 2 Accent 5" w:uiPriority="47"/>
+    <w:lsdException w:name="List Table 3 Accent 5" w:uiPriority="48"/>
+    <w:lsdException w:name="List Table 4 Accent 5" w:uiPriority="49"/>
+    <w:lsdException w:name="List Table 5 Dark Accent 5" w:uiPriority="50"/>
+    <w:lsdException w:name="List Table 6 Colorful Accent 5" w:uiPriority="51"/>
+    <w:lsdException w:name="List Table 7 Colorful Accent 5" w:uiPriority="52"/>
+    <w:lsdException w:name="List Table 1 Light Accent 6" w:uiPriority="46"/>
+    <w:lsdException w:name="List Table 2 Accent 6" w:uiPriority="47"/>
+    <w:lsdException w:name="List Table 3 Accent 6" w:uiPriority="48"/>
+    <w:lsdException w:name="List Table 4 Accent 6" w:uiPriority="49"/>
+    <w:lsdException w:name="List Table 5 Dark Accent 6" w:uiPriority="50"/>
+    <w:lsdException w:name="List Table 6 Colorful Accent 6" w:uiPriority="51"/>
+    <w:lsdException w:name="List Table 7 Colorful Accent 6" w:uiPriority="52"/>
+    <w:lsdException w:name="Mention" w:semiHidden="1" w:unhideWhenUsed="1"/>
+    <w:lsdException w:name="Smart Hyperlink" w:semiHidden="1" w:unhideWhenUsed="1"/>
+    <w:lsdException w:name="Hashtag" w:semiHidden="1" w:unhideWhenUsed="1"/>
+    <w:lsdException w:name="Unresolved Mention" w:semiHidden="1" w:unhideWhenUsed="1"/>
+    <w:lsdException w:name="Smart Link" w:semiHidden="1" w:unhideWhenUsed="1"/>
+  </w:latentStyles>
+  <w:style w:type="paragraph" w:default="1" w:styleId="Normal">
+    <w:name w:val="Normal"/>
+    <w:qFormat/>
   </w:style>
   <w:style w:type="paragraph" w:styleId="Heading1">
     <w:name w:val="heading 1"/>
     <w:basedOn w:val="Normal"/>
     <w:next w:val="Normal"/>
+    <w:uiPriority w:val="9"/>
+    <w:qFormat/>
     <w:pPr>
-      <w:keepNext w:val="1"/>
-      <w:keepLines w:val="1"/>
-      <w:pageBreakBefore w:val="0"/>
-      <w:spacing w:after="120" w:before="400" w:lineRule="auto"/>
+      <w:keepNext/>
+      <w:keepLines/>
+      <w:spacing w:before="400" w:after="120"/>
+      <w:outlineLvl w:val="0"/>
     </w:pPr>
     <w:rPr>
       <w:sz w:val="40"/>
@@ -344,14 +700,17 @@
     <w:name w:val="heading 2"/>
     <w:basedOn w:val="Normal"/>
     <w:next w:val="Normal"/>
+    <w:uiPriority w:val="9"/>
+    <w:semiHidden/>
+    <w:unhideWhenUsed/>
+    <w:qFormat/>
     <w:pPr>
-      <w:keepNext w:val="1"/>
-      <w:keepLines w:val="1"/>
-      <w:pageBreakBefore w:val="0"/>
-      <w:spacing w:after="120" w:before="360" w:lineRule="auto"/>
+      <w:keepNext/>
+      <w:keepLines/>
+      <w:spacing w:before="360" w:after="120"/>
+      <w:outlineLvl w:val="1"/>
     </w:pPr>
     <w:rPr>
-      <w:b w:val="0"/>
       <w:sz w:val="32"/>
       <w:szCs w:val="32"/>
     </w:rPr>
@@ -360,14 +719,17 @@
     <w:name w:val="heading 3"/>
     <w:basedOn w:val="Normal"/>
     <w:next w:val="Normal"/>
+    <w:uiPriority w:val="9"/>
+    <w:semiHidden/>
+    <w:unhideWhenUsed/>
+    <w:qFormat/>
     <w:pPr>
-      <w:keepNext w:val="1"/>
-      <w:keepLines w:val="1"/>
-      <w:pageBreakBefore w:val="0"/>
-      <w:spacing w:after="80" w:before="320" w:lineRule="auto"/>
+      <w:keepNext/>
+      <w:keepLines/>
+      <w:spacing w:before="320" w:after="80"/>
+      <w:outlineLvl w:val="2"/>
     </w:pPr>
     <w:rPr>
-      <w:b w:val="0"/>
       <w:color w:val="434343"/>
       <w:sz w:val="28"/>
       <w:szCs w:val="28"/>
@@ -377,11 +739,15 @@
     <w:name w:val="heading 4"/>
     <w:basedOn w:val="Normal"/>
     <w:next w:val="Normal"/>
+    <w:uiPriority w:val="9"/>
+    <w:semiHidden/>
+    <w:unhideWhenUsed/>
+    <w:qFormat/>
     <w:pPr>
-      <w:keepNext w:val="1"/>
-      <w:keepLines w:val="1"/>
-      <w:pageBreakBefore w:val="0"/>
-      <w:spacing w:after="80" w:before="280" w:lineRule="auto"/>
+      <w:keepNext/>
+      <w:keepLines/>
+      <w:spacing w:before="280" w:after="80"/>
+      <w:outlineLvl w:val="3"/>
     </w:pPr>
     <w:rPr>
       <w:color w:val="666666"/>
@@ -393,11 +759,15 @@
     <w:name w:val="heading 5"/>
     <w:basedOn w:val="Normal"/>
     <w:next w:val="Normal"/>
+    <w:uiPriority w:val="9"/>
+    <w:semiHidden/>
+    <w:unhideWhenUsed/>
+    <w:qFormat/>
     <w:pPr>
-      <w:keepNext w:val="1"/>
-      <w:keepLines w:val="1"/>
-      <w:pageBreakBefore w:val="0"/>
-      <w:spacing w:after="80" w:before="240" w:lineRule="auto"/>
+      <w:keepNext/>
+      <w:keepLines/>
+      <w:spacing w:before="240" w:after="80"/>
+      <w:outlineLvl w:val="4"/>
     </w:pPr>
     <w:rPr>
       <w:color w:val="666666"/>
@@ -409,28 +779,71 @@
     <w:name w:val="heading 6"/>
     <w:basedOn w:val="Normal"/>
     <w:next w:val="Normal"/>
+    <w:uiPriority w:val="9"/>
+    <w:semiHidden/>
+    <w:unhideWhenUsed/>
+    <w:qFormat/>
     <w:pPr>
-      <w:keepNext w:val="1"/>
-      <w:keepLines w:val="1"/>
-      <w:pageBreakBefore w:val="0"/>
-      <w:spacing w:after="80" w:before="240" w:lineRule="auto"/>
+      <w:keepNext/>
+      <w:keepLines/>
+      <w:spacing w:before="240" w:after="80"/>
+      <w:outlineLvl w:val="5"/>
     </w:pPr>
     <w:rPr>
-      <w:i w:val="1"/>
+      <w:i/>
       <w:color w:val="666666"/>
       <w:sz w:val="22"/>
       <w:szCs w:val="22"/>
     </w:rPr>
   </w:style>
+  <w:style w:type="character" w:default="1" w:styleId="DefaultParagraphFont">
+    <w:name w:val="Default Paragraph Font"/>
+    <w:uiPriority w:val="1"/>
+    <w:semiHidden/>
+    <w:unhideWhenUsed/>
+  </w:style>
+  <w:style w:type="table" w:default="1" w:styleId="TableNormal">
+    <w:name w:val="Normal Table"/>
+    <w:uiPriority w:val="99"/>
+    <w:semiHidden/>
+    <w:unhideWhenUsed/>
+    <w:tblPr>
+      <w:tblInd w:w="0" w:type="dxa"/>
+      <w:tblCellMar>
+        <w:top w:w="0" w:type="dxa"/>
+        <w:left w:w="108" w:type="dxa"/>
+        <w:bottom w:w="0" w:type="dxa"/>
+        <w:right w:w="108" w:type="dxa"/>
+      </w:tblCellMar>
+    </w:tblPr>
+  </w:style>
+  <w:style w:type="numbering" w:default="1" w:styleId="NoList">
+    <w:name w:val="No List"/>
+    <w:uiPriority w:val="99"/>
+    <w:semiHidden/>
+    <w:unhideWhenUsed/>
+  </w:style>
+  <w:style w:type="table" w:customStyle="1" w:styleId="TableNormal0">
+    <w:name w:val="TableNormal"/>
+    <w:tblPr>
+      <w:tblCellMar>
+        <w:top w:w="100" w:type="dxa"/>
+        <w:left w:w="100" w:type="dxa"/>
+        <w:bottom w:w="100" w:type="dxa"/>
+        <w:right w:w="100" w:type="dxa"/>
+      </w:tblCellMar>
+    </w:tblPr>
+  </w:style>
   <w:style w:type="paragraph" w:styleId="Title">
     <w:name w:val="Title"/>
     <w:basedOn w:val="Normal"/>
     <w:next w:val="Normal"/>
+    <w:uiPriority w:val="10"/>
+    <w:qFormat/>
     <w:pPr>
-      <w:keepNext w:val="1"/>
-      <w:keepLines w:val="1"/>
-      <w:pageBreakBefore w:val="0"/>
-      <w:spacing w:after="60" w:before="0" w:lineRule="auto"/>
+      <w:keepNext/>
+      <w:keepLines/>
+      <w:spacing w:after="60"/>
     </w:pPr>
     <w:rPr>
       <w:sz w:val="52"/>
@@ -441,15 +854,14 @@
     <w:name w:val="Subtitle"/>
     <w:basedOn w:val="Normal"/>
     <w:next w:val="Normal"/>
+    <w:uiPriority w:val="11"/>
+    <w:qFormat/>
     <w:pPr>
-      <w:keepNext w:val="1"/>
-      <w:keepLines w:val="1"/>
-      <w:pageBreakBefore w:val="0"/>
-      <w:spacing w:after="320" w:before="0" w:lineRule="auto"/>
+      <w:keepNext/>
+      <w:keepLines/>
+      <w:spacing w:after="320"/>
     </w:pPr>
     <w:rPr>
-      <w:rFonts w:ascii="Arial" w:cs="Arial" w:eastAsia="Arial" w:hAnsi="Arial"/>
-      <w:i w:val="0"/>
       <w:color w:val="666666"/>
       <w:sz w:val="30"/>
       <w:szCs w:val="30"/>
